--- a/IC3B.docx
+++ b/IC3B.docx
@@ -25,10 +25,21 @@
         <w:t>Informações</w:t>
       </w:r>
       <w:r>
-        <w:t xml:space="preserve"> sobre doação com Jocax</w:t>
-      </w:r>
-      <w:r>
-        <w:t xml:space="preserve"> (v2.0)</w:t>
+        <w:t xml:space="preserve"> sobre doação com </w:t>
+      </w:r>
+      <w:proofErr w:type="spellStart"/>
+      <w:r>
+        <w:t>Jocax</w:t>
+      </w:r>
+      <w:proofErr w:type="spellEnd"/>
+      <w:r>
+        <w:t xml:space="preserve"> (v2.</w:t>
+      </w:r>
+      <w:r>
+        <w:t>1</w:t>
+      </w:r>
+      <w:r>
+        <w:t>)</w:t>
       </w:r>
     </w:p>
     <w:p>
@@ -46,7 +57,15 @@
     </w:p>
     <w:p>
       <w:r>
-        <w:t>Antes de tudo, vc precisa estudar com</w:t>
+        <w:t xml:space="preserve">Antes de tudo, </w:t>
+      </w:r>
+      <w:proofErr w:type="spellStart"/>
+      <w:r>
+        <w:t>vc</w:t>
+      </w:r>
+      <w:proofErr w:type="spellEnd"/>
+      <w:r>
+        <w:t xml:space="preserve"> precisa estudar com</w:t>
       </w:r>
       <w:r>
         <w:t xml:space="preserve"> </w:t>
@@ -74,17 +93,43 @@
     </w:p>
     <w:p>
       <w:r>
-        <w:t>Depois vc agenda o(s) dia(s) que vc quer fazer.</w:t>
-      </w:r>
-    </w:p>
-    <w:p>
-      <w:r>
-        <w:t>Vc precisa trazer potinho e seringa pra cada dia da IC.</w:t>
-      </w:r>
-    </w:p>
-    <w:p>
-      <w:r>
-        <w:t>Lembre que nem eu, nem minha namorada, ajudamos no procedimento, apenas doamos o sêmen em uma seringa. Cabe a tentante injet</w:t>
+        <w:t xml:space="preserve">Depois </w:t>
+      </w:r>
+      <w:proofErr w:type="spellStart"/>
+      <w:r>
+        <w:t>vc</w:t>
+      </w:r>
+      <w:proofErr w:type="spellEnd"/>
+      <w:r>
+        <w:t xml:space="preserve"> agenda o(s) dia(s) que </w:t>
+      </w:r>
+      <w:proofErr w:type="spellStart"/>
+      <w:r>
+        <w:t>vc</w:t>
+      </w:r>
+      <w:proofErr w:type="spellEnd"/>
+      <w:r>
+        <w:t xml:space="preserve"> quer fazer.</w:t>
+      </w:r>
+    </w:p>
+    <w:p>
+      <w:proofErr w:type="spellStart"/>
+      <w:r>
+        <w:t>Vc</w:t>
+      </w:r>
+      <w:proofErr w:type="spellEnd"/>
+      <w:r>
+        <w:t xml:space="preserve"> precisa trazer potinho e seringa pra cada dia da IC.</w:t>
+      </w:r>
+    </w:p>
+    <w:p>
+      <w:proofErr w:type="spellStart"/>
+      <w:r>
+        <w:t>Lembre</w:t>
+      </w:r>
+      <w:proofErr w:type="spellEnd"/>
+      <w:r>
+        <w:t xml:space="preserve"> que nem eu, nem minha namorada, ajudamos no procedimento, apenas doamos o sêmen em uma seringa. Cabe a tentante injet</w:t>
       </w:r>
       <w:r>
         <w:t>á</w:t>
@@ -128,7 +173,15 @@
     </w:p>
     <w:p>
       <w:r>
-        <w:t>o sêmen é colocado em 2 cc de soro-fisiológico.</w:t>
+        <w:t xml:space="preserve">o sêmen é colocado em 2 </w:t>
+      </w:r>
+      <w:proofErr w:type="spellStart"/>
+      <w:r>
+        <w:t>cc</w:t>
+      </w:r>
+      <w:proofErr w:type="spellEnd"/>
+      <w:r>
+        <w:t xml:space="preserve"> de soro-fisiológico.</w:t>
       </w:r>
       <w:r>
         <w:t xml:space="preserve"> </w:t>
@@ -186,7 +239,27 @@
           <w:szCs w:val="28"/>
         </w:rPr>
         <w:lastRenderedPageBreak/>
-        <w:t>Sobre o Doador (Jocax)</w:t>
+        <w:t>Sobre o Doador (</w:t>
+      </w:r>
+      <w:proofErr w:type="spellStart"/>
+      <w:r>
+        <w:rPr>
+          <w:b/>
+          <w:bCs/>
+          <w:sz w:val="28"/>
+          <w:szCs w:val="28"/>
+        </w:rPr>
+        <w:t>Jocax</w:t>
+      </w:r>
+      <w:proofErr w:type="spellEnd"/>
+      <w:r>
+        <w:rPr>
+          <w:b/>
+          <w:bCs/>
+          <w:sz w:val="28"/>
+          <w:szCs w:val="28"/>
+        </w:rPr>
+        <w:t>)</w:t>
       </w:r>
       <w:r>
         <w:t xml:space="preserve">: </w:t>
@@ -208,6 +281,7 @@
       </w:r>
     </w:p>
     <w:p>
+      <w:proofErr w:type="spellStart"/>
       <w:r>
         <w:rPr>
           <w:b/>
@@ -229,6 +303,7 @@
         </w:rPr>
         <w:t>P</w:t>
       </w:r>
+      <w:proofErr w:type="spellEnd"/>
       <w:r>
         <w:t xml:space="preserve">: </w:t>
       </w:r>
@@ -322,7 +397,7 @@
           <w:rPr>
             <w:rStyle w:val="Hyperlink"/>
           </w:rPr>
-          <w:t>https://jocaxx.github.io/IC/Artigos/Principais_Pub.pdf</w:t>
+          <w:t>https://jocaxx.github.io/IC/Artigos/Pub_Abstract.pdf</w:t>
         </w:r>
       </w:hyperlink>
     </w:p>
@@ -334,8 +409,13 @@
         <w:t>urrículo</w:t>
       </w:r>
       <w:r>
-        <w:t xml:space="preserve"> Orcid</w:t>
-      </w:r>
+        <w:t xml:space="preserve"> </w:t>
+      </w:r>
+      <w:proofErr w:type="spellStart"/>
+      <w:r>
+        <w:t>Orcid</w:t>
+      </w:r>
+      <w:proofErr w:type="spellEnd"/>
       <w:r>
         <w:t>:</w:t>
       </w:r>
@@ -357,73 +437,89 @@
           <w:b/>
           <w:bCs/>
         </w:rPr>
-        <w:t>Formação Escolar</w:t>
-      </w:r>
-      <w:r>
-        <w:t xml:space="preserve">: </w:t>
-      </w:r>
-      <w:r>
-        <w:br/>
-        <w:t xml:space="preserve">     Bacharel em Física (USP):</w:t>
-      </w:r>
-      <w:r>
-        <w:br/>
-        <w:t xml:space="preserve">     </w:t>
-      </w:r>
-      <w:hyperlink r:id="rId13" w:history="1">
-        <w:r>
-          <w:rPr>
-            <w:rStyle w:val="Hyperlink"/>
-          </w:rPr>
-          <w:t>https://jocaxx.github.io/IC/Diplomas/IFUSP_bacharel.pdf</w:t>
-        </w:r>
-      </w:hyperlink>
-    </w:p>
-    <w:p>
-      <w:r>
-        <w:t xml:space="preserve">     Bacharel em Ciência da Computação (USP):</w:t>
-      </w:r>
-      <w:r>
-        <w:t xml:space="preserve"> </w:t>
-      </w:r>
-      <w:r>
-        <w:br/>
-        <w:t xml:space="preserve">     </w:t>
-      </w:r>
-      <w:hyperlink r:id="rId14" w:history="1">
-        <w:r>
-          <w:rPr>
-            <w:rStyle w:val="Hyperlink"/>
-          </w:rPr>
-          <w:t>https://jocaxx.github.io/IC/Diplomas/IME_bacharel.pdf</w:t>
-        </w:r>
-      </w:hyperlink>
-    </w:p>
-    <w:p>
-      <w:r>
-        <w:t xml:space="preserve">     Mestrado Engenharia Politécnica (USP):</w:t>
-      </w:r>
-      <w:r>
-        <w:br/>
-        <w:t xml:space="preserve">     </w:t>
-      </w:r>
-      <w:hyperlink r:id="rId15" w:history="1">
-        <w:r>
-          <w:rPr>
-            <w:rStyle w:val="Hyperlink"/>
-          </w:rPr>
-          <w:t>https://jocaxx.github.io/IC/Diplomas/POLI_mestrado.pdf</w:t>
-        </w:r>
-      </w:hyperlink>
-    </w:p>
-    <w:p>
+        <w:t xml:space="preserve">Formação </w:t>
+      </w:r>
       <w:r>
         <w:rPr>
           <w:b/>
           <w:bCs/>
         </w:rPr>
-        <w:t>Origens Etnicas</w:t>
-      </w:r>
+        <w:t>Acadêmica</w:t>
+      </w:r>
+      <w:r>
+        <w:t xml:space="preserve">: </w:t>
+      </w:r>
+      <w:r>
+        <w:br/>
+        <w:t xml:space="preserve">     Bacharel em Física (USP):</w:t>
+      </w:r>
+      <w:r>
+        <w:br/>
+        <w:t xml:space="preserve">     </w:t>
+      </w:r>
+      <w:hyperlink r:id="rId13" w:history="1">
+        <w:r>
+          <w:rPr>
+            <w:rStyle w:val="Hyperlink"/>
+          </w:rPr>
+          <w:t>https://jocaxx.github.io/IC/Diplomas/IFUSP_bacharel.pdf</w:t>
+        </w:r>
+      </w:hyperlink>
+    </w:p>
+    <w:p>
+      <w:r>
+        <w:t xml:space="preserve">     Bacharel em Ciência da Computação (USP):</w:t>
+      </w:r>
+      <w:r>
+        <w:t xml:space="preserve"> </w:t>
+      </w:r>
+      <w:r>
+        <w:br/>
+        <w:t xml:space="preserve">     </w:t>
+      </w:r>
+      <w:hyperlink r:id="rId14" w:history="1">
+        <w:r>
+          <w:rPr>
+            <w:rStyle w:val="Hyperlink"/>
+          </w:rPr>
+          <w:t>https://jocaxx.github.io/IC/Diplomas/IME_bacharel.pdf</w:t>
+        </w:r>
+      </w:hyperlink>
+    </w:p>
+    <w:p>
+      <w:r>
+        <w:t xml:space="preserve">     Mestrado Engenharia Politécnica (USP):</w:t>
+      </w:r>
+      <w:r>
+        <w:br/>
+        <w:t xml:space="preserve">     </w:t>
+      </w:r>
+      <w:hyperlink r:id="rId15" w:history="1">
+        <w:r>
+          <w:rPr>
+            <w:rStyle w:val="Hyperlink"/>
+          </w:rPr>
+          <w:t>https://jocaxx.github.io/IC/Diplomas/POLI_mestrado.pdf</w:t>
+        </w:r>
+      </w:hyperlink>
+    </w:p>
+    <w:p>
+      <w:r>
+        <w:rPr>
+          <w:b/>
+          <w:bCs/>
+        </w:rPr>
+        <w:t xml:space="preserve">Origens </w:t>
+      </w:r>
+      <w:proofErr w:type="spellStart"/>
+      <w:r>
+        <w:rPr>
+          <w:b/>
+          <w:bCs/>
+        </w:rPr>
+        <w:t>Etnicas</w:t>
+      </w:r>
+      <w:proofErr w:type="spellEnd"/>
       <w:r>
         <w:t>:</w:t>
       </w:r>
@@ -448,7 +544,15 @@
     </w:p>
     <w:p>
       <w:r>
-        <w:t xml:space="preserve">             Ascendência Àrvore:</w:t>
+        <w:t xml:space="preserve">             Ascendência </w:t>
+      </w:r>
+      <w:proofErr w:type="spellStart"/>
+      <w:r>
+        <w:t>Àrvore</w:t>
+      </w:r>
+      <w:proofErr w:type="spellEnd"/>
+      <w:r>
+        <w:t>:</w:t>
       </w:r>
       <w:r>
         <w:br/>
@@ -655,9 +759,11 @@
       </w:hyperlink>
     </w:p>
     <w:p>
+      <w:proofErr w:type="spellStart"/>
       <w:r>
         <w:t>Video</w:t>
       </w:r>
+      <w:proofErr w:type="spellEnd"/>
       <w:r>
         <w:t xml:space="preserve"> </w:t>
       </w:r>

--- a/IC3B.docx
+++ b/IC3B.docx
@@ -25,13 +25,8 @@
         <w:t>Informações</w:t>
       </w:r>
       <w:r>
-        <w:t xml:space="preserve"> sobre doação com </w:t>
-      </w:r>
-      <w:proofErr w:type="spellStart"/>
-      <w:r>
-        <w:t>Jocax</w:t>
-      </w:r>
-      <w:proofErr w:type="spellEnd"/>
+        <w:t xml:space="preserve"> sobre doação com Jocax</w:t>
+      </w:r>
       <w:r>
         <w:t xml:space="preserve"> (v2.</w:t>
       </w:r>
@@ -57,15 +52,7 @@
     </w:p>
     <w:p>
       <w:r>
-        <w:t xml:space="preserve">Antes de tudo, </w:t>
-      </w:r>
-      <w:proofErr w:type="spellStart"/>
-      <w:r>
-        <w:t>vc</w:t>
-      </w:r>
-      <w:proofErr w:type="spellEnd"/>
-      <w:r>
-        <w:t xml:space="preserve"> precisa estudar com</w:t>
+        <w:t>Antes de tudo, vc precisa estudar com</w:t>
       </w:r>
       <w:r>
         <w:t xml:space="preserve"> </w:t>
@@ -93,43 +80,17 @@
     </w:p>
     <w:p>
       <w:r>
-        <w:t xml:space="preserve">Depois </w:t>
-      </w:r>
-      <w:proofErr w:type="spellStart"/>
-      <w:r>
-        <w:t>vc</w:t>
-      </w:r>
-      <w:proofErr w:type="spellEnd"/>
-      <w:r>
-        <w:t xml:space="preserve"> agenda o(s) dia(s) que </w:t>
-      </w:r>
-      <w:proofErr w:type="spellStart"/>
-      <w:r>
-        <w:t>vc</w:t>
-      </w:r>
-      <w:proofErr w:type="spellEnd"/>
-      <w:r>
-        <w:t xml:space="preserve"> quer fazer.</w:t>
-      </w:r>
-    </w:p>
-    <w:p>
-      <w:proofErr w:type="spellStart"/>
-      <w:r>
-        <w:t>Vc</w:t>
-      </w:r>
-      <w:proofErr w:type="spellEnd"/>
-      <w:r>
-        <w:t xml:space="preserve"> precisa trazer potinho e seringa pra cada dia da IC.</w:t>
-      </w:r>
-    </w:p>
-    <w:p>
-      <w:proofErr w:type="spellStart"/>
-      <w:r>
-        <w:t>Lembre</w:t>
-      </w:r>
-      <w:proofErr w:type="spellEnd"/>
-      <w:r>
-        <w:t xml:space="preserve"> que nem eu, nem minha namorada, ajudamos no procedimento, apenas doamos o sêmen em uma seringa. Cabe a tentante injet</w:t>
+        <w:t>Depois vc agenda o(s) dia(s) que vc quer fazer.</w:t>
+      </w:r>
+    </w:p>
+    <w:p>
+      <w:r>
+        <w:t>Vc precisa trazer potinho e seringa pra cada dia da IC.</w:t>
+      </w:r>
+    </w:p>
+    <w:p>
+      <w:r>
+        <w:t>Lembre que nem eu, nem minha namorada, ajudamos no procedimento, apenas doamos o sêmen em uma seringa. Cabe a tentante injet</w:t>
       </w:r>
       <w:r>
         <w:t>á</w:t>
@@ -173,15 +134,7 @@
     </w:p>
     <w:p>
       <w:r>
-        <w:t xml:space="preserve">o sêmen é colocado em 2 </w:t>
-      </w:r>
-      <w:proofErr w:type="spellStart"/>
-      <w:r>
-        <w:t>cc</w:t>
-      </w:r>
-      <w:proofErr w:type="spellEnd"/>
-      <w:r>
-        <w:t xml:space="preserve"> de soro-fisiológico.</w:t>
+        <w:t>o sêmen é colocado em 2 cc de soro-fisiológico.</w:t>
       </w:r>
       <w:r>
         <w:t xml:space="preserve"> </w:t>
@@ -239,27 +192,7 @@
           <w:szCs w:val="28"/>
         </w:rPr>
         <w:lastRenderedPageBreak/>
-        <w:t>Sobre o Doador (</w:t>
-      </w:r>
-      <w:proofErr w:type="spellStart"/>
-      <w:r>
-        <w:rPr>
-          <w:b/>
-          <w:bCs/>
-          <w:sz w:val="28"/>
-          <w:szCs w:val="28"/>
-        </w:rPr>
-        <w:t>Jocax</w:t>
-      </w:r>
-      <w:proofErr w:type="spellEnd"/>
-      <w:r>
-        <w:rPr>
-          <w:b/>
-          <w:bCs/>
-          <w:sz w:val="28"/>
-          <w:szCs w:val="28"/>
-        </w:rPr>
-        <w:t>)</w:t>
+        <w:t>Sobre o Doador (Jocax)</w:t>
       </w:r>
       <w:r>
         <w:t xml:space="preserve">: </w:t>
@@ -281,7 +214,6 @@
       </w:r>
     </w:p>
     <w:p>
-      <w:proofErr w:type="spellStart"/>
       <w:r>
         <w:rPr>
           <w:b/>
@@ -303,7 +235,6 @@
         </w:rPr>
         <w:t>P</w:t>
       </w:r>
-      <w:proofErr w:type="spellEnd"/>
       <w:r>
         <w:t xml:space="preserve">: </w:t>
       </w:r>
@@ -409,13 +340,8 @@
         <w:t>urrículo</w:t>
       </w:r>
       <w:r>
-        <w:t xml:space="preserve"> </w:t>
-      </w:r>
-      <w:proofErr w:type="spellStart"/>
-      <w:r>
-        <w:t>Orcid</w:t>
-      </w:r>
-      <w:proofErr w:type="spellEnd"/>
+        <w:t xml:space="preserve"> Orcid</w:t>
+      </w:r>
       <w:r>
         <w:t>:</w:t>
       </w:r>
@@ -504,22 +430,41 @@
       </w:hyperlink>
     </w:p>
     <w:p>
-      <w:r>
+      <w:pPr>
         <w:rPr>
           <w:b/>
           <w:bCs/>
         </w:rPr>
-        <w:t xml:space="preserve">Origens </w:t>
-      </w:r>
-      <w:proofErr w:type="spellStart"/>
+      </w:pPr>
       <w:r>
         <w:rPr>
           <w:b/>
           <w:bCs/>
         </w:rPr>
-        <w:t>Etnicas</w:t>
-      </w:r>
-      <w:proofErr w:type="spellEnd"/>
+        <w:t>Entrevistas Antigas:</w:t>
+      </w:r>
+    </w:p>
+    <w:p>
+      <w:r>
+        <w:t xml:space="preserve">     </w:t>
+      </w:r>
+      <w:hyperlink r:id="rId16" w:history="1">
+        <w:r>
+          <w:rPr>
+            <w:rStyle w:val="Hyperlink"/>
+          </w:rPr>
+          <w:t>https://jocaxx.github.io/IC/Entrevistas/entrevistas.pdf</w:t>
+        </w:r>
+      </w:hyperlink>
+    </w:p>
+    <w:p>
+      <w:r>
+        <w:rPr>
+          <w:b/>
+          <w:bCs/>
+        </w:rPr>
+        <w:t>Origens Etnicas</w:t>
+      </w:r>
       <w:r>
         <w:t>:</w:t>
       </w:r>
@@ -533,7 +478,7 @@
         <w:br/>
         <w:t xml:space="preserve">             </w:t>
       </w:r>
-      <w:hyperlink r:id="rId16" w:history="1">
+      <w:hyperlink r:id="rId17" w:history="1">
         <w:r>
           <w:rPr>
             <w:rStyle w:val="Hyperlink"/>
@@ -544,89 +489,82 @@
     </w:p>
     <w:p>
       <w:r>
-        <w:t xml:space="preserve">             Ascendência </w:t>
-      </w:r>
-      <w:proofErr w:type="spellStart"/>
-      <w:r>
-        <w:t>Àrvore</w:t>
-      </w:r>
-      <w:proofErr w:type="spellEnd"/>
+        <w:t xml:space="preserve">             Ascendência Àrvore:</w:t>
+      </w:r>
+      <w:r>
+        <w:br/>
+        <w:t xml:space="preserve">   </w:t>
+      </w:r>
+      <w:r>
+        <w:tab/>
+      </w:r>
+      <w:hyperlink r:id="rId18" w:history="1">
+        <w:r>
+          <w:rPr>
+            <w:rStyle w:val="Hyperlink"/>
+          </w:rPr>
+          <w:t>https://jocaxx.github.io/IC/Origens/Ascendencia_Nicole.pdf</w:t>
+        </w:r>
+      </w:hyperlink>
+    </w:p>
+    <w:p>
+      <w:r>
+        <w:t xml:space="preserve">             História:</w:t>
+      </w:r>
+      <w:r>
+        <w:br/>
+        <w:t xml:space="preserve">             </w:t>
+      </w:r>
+      <w:hyperlink r:id="rId19" w:history="1">
+        <w:r>
+          <w:rPr>
+            <w:rStyle w:val="Hyperlink"/>
+          </w:rPr>
+          <w:t>https://jocaxx.github.io/IC/Origens/Historia_Nicole.pdf</w:t>
+        </w:r>
+      </w:hyperlink>
+    </w:p>
+    <w:p/>
+    <w:p>
+      <w:r>
+        <w:t xml:space="preserve">Instagram (Quase não uso) : </w:t>
+      </w:r>
+      <w:r>
+        <w:br/>
+      </w:r>
+      <w:r>
+        <w:t xml:space="preserve">    </w:t>
+      </w:r>
+      <w:hyperlink r:id="rId20" w:history="1">
+        <w:r>
+          <w:rPr>
+            <w:rStyle w:val="Hyperlink"/>
+          </w:rPr>
+          <w:t>https://instagram.com/jocax_barcellos_oficial</w:t>
+        </w:r>
+      </w:hyperlink>
+    </w:p>
+    <w:p>
+      <w:r>
+        <w:lastRenderedPageBreak/>
+        <w:t>Facebook</w:t>
+      </w:r>
+      <w:r>
+        <w:t xml:space="preserve"> (uso </w:t>
+      </w:r>
+      <w:r>
+        <w:t>bastante</w:t>
+      </w:r>
+      <w:r>
+        <w:t>)</w:t>
+      </w:r>
       <w:r>
         <w:t>:</w:t>
       </w:r>
       <w:r>
         <w:br/>
-        <w:t xml:space="preserve">   </w:t>
-      </w:r>
-      <w:r>
-        <w:tab/>
-      </w:r>
-      <w:hyperlink r:id="rId17" w:history="1">
-        <w:r>
-          <w:rPr>
-            <w:rStyle w:val="Hyperlink"/>
-          </w:rPr>
-          <w:t>https://jocaxx.github.io/IC/Origens/Ascendencia_Nicole.pdf</w:t>
-        </w:r>
-      </w:hyperlink>
-    </w:p>
-    <w:p>
-      <w:r>
-        <w:t xml:space="preserve">             História:</w:t>
-      </w:r>
-      <w:r>
-        <w:br/>
-        <w:t xml:space="preserve">             </w:t>
-      </w:r>
-      <w:hyperlink r:id="rId18" w:history="1">
-        <w:r>
-          <w:rPr>
-            <w:rStyle w:val="Hyperlink"/>
-          </w:rPr>
-          <w:t>https://jocaxx.github.io/IC/Origens/Historia_Nicole.pdf</w:t>
-        </w:r>
-      </w:hyperlink>
-    </w:p>
-    <w:p/>
-    <w:p>
-      <w:r>
-        <w:t xml:space="preserve">Instagram (Quase não uso) : </w:t>
-      </w:r>
-      <w:r>
-        <w:br/>
-      </w:r>
-      <w:r>
-        <w:t xml:space="preserve">    </w:t>
-      </w:r>
-      <w:hyperlink r:id="rId19" w:history="1">
-        <w:r>
-          <w:rPr>
-            <w:rStyle w:val="Hyperlink"/>
-          </w:rPr>
-          <w:t>https://instagram.com/jocax_barcellos_oficial</w:t>
-        </w:r>
-      </w:hyperlink>
-    </w:p>
-    <w:p>
-      <w:r>
-        <w:t>Facebook</w:t>
-      </w:r>
-      <w:r>
-        <w:t xml:space="preserve"> (uso </w:t>
-      </w:r>
-      <w:r>
-        <w:t>bastante</w:t>
-      </w:r>
-      <w:r>
-        <w:t>)</w:t>
-      </w:r>
-      <w:r>
-        <w:t>:</w:t>
-      </w:r>
-      <w:r>
-        <w:br/>
-      </w:r>
-      <w:hyperlink r:id="rId20" w:history="1">
+      </w:r>
+      <w:hyperlink r:id="rId21" w:history="1">
         <w:r>
           <w:rPr>
             <w:rStyle w:val="Hyperlink"/>
@@ -655,7 +593,7 @@
       <w:r>
         <w:br/>
       </w:r>
-      <w:hyperlink r:id="rId21" w:history="1">
+      <w:hyperlink r:id="rId22" w:history="1">
         <w:r>
           <w:rPr>
             <w:rStyle w:val="Hyperlink"/>
@@ -683,7 +621,7 @@
       <w:r>
         <w:br/>
       </w:r>
-      <w:hyperlink r:id="rId22" w:history="1">
+      <w:hyperlink r:id="rId23" w:history="1">
         <w:r>
           <w:rPr>
             <w:rStyle w:val="Hyperlink"/>
@@ -699,7 +637,7 @@
       <w:r>
         <w:br/>
       </w:r>
-      <w:hyperlink r:id="rId23" w:history="1">
+      <w:hyperlink r:id="rId24" w:history="1">
         <w:r>
           <w:rPr>
             <w:rStyle w:val="Hyperlink"/>
@@ -723,7 +661,7 @@
       <w:r>
         <w:br/>
       </w:r>
-      <w:hyperlink r:id="rId24" w:history="1">
+      <w:hyperlink r:id="rId25" w:history="1">
         <w:r>
           <w:rPr>
             <w:rStyle w:val="Hyperlink"/>
@@ -749,7 +687,7 @@
       <w:r>
         <w:br/>
       </w:r>
-      <w:hyperlink r:id="rId25" w:history="1">
+      <w:hyperlink r:id="rId26" w:history="1">
         <w:r>
           <w:rPr>
             <w:rStyle w:val="Hyperlink"/>
@@ -759,11 +697,9 @@
       </w:hyperlink>
     </w:p>
     <w:p>
-      <w:proofErr w:type="spellStart"/>
       <w:r>
         <w:t>Video</w:t>
       </w:r>
-      <w:proofErr w:type="spellEnd"/>
       <w:r>
         <w:t xml:space="preserve"> </w:t>
       </w:r>
@@ -785,7 +721,7 @@
       <w:r>
         <w:br/>
       </w:r>
-      <w:hyperlink r:id="rId26" w:history="1">
+      <w:hyperlink r:id="rId27" w:history="1">
         <w:r>
           <w:rPr>
             <w:rStyle w:val="Hyperlink"/>
@@ -800,7 +736,7 @@
       <w:r>
         <w:br/>
       </w:r>
-      <w:hyperlink r:id="rId27" w:history="1">
+      <w:hyperlink r:id="rId28" w:history="1">
         <w:r>
           <w:rPr>
             <w:rStyle w:val="Hyperlink"/>

--- a/IC3B.docx
+++ b/IC3B.docx
@@ -31,7 +31,7 @@
         <w:t xml:space="preserve"> (v2.</w:t>
       </w:r>
       <w:r>
-        <w:t>1</w:t>
+        <w:t>2</w:t>
       </w:r>
       <w:r>
         <w:t>)</w:t>

--- a/IC3B.docx
+++ b/IC3B.docx
@@ -31,7 +31,7 @@
         <w:t xml:space="preserve"> (v2.</w:t>
       </w:r>
       <w:r>
-        <w:t>2</w:t>
+        <w:t>3</w:t>
       </w:r>
       <w:r>
         <w:t>)</w:t>
@@ -101,7 +101,13 @@
     </w:p>
     <w:p>
       <w:r>
-        <w:t>O aluguel do quarto é 200 reais. (Inclui acompanhante - homem não entra em casa- pode vir com amiga).</w:t>
+        <w:t>O aluguel do quarto é 200 reais. (Inclui acompanhante - homem não entra em casa- pode vir com amiga</w:t>
+      </w:r>
+      <w:r>
+        <w:t>, 5% a mais se pernoitar</w:t>
+      </w:r>
+      <w:r>
+        <w:t>).</w:t>
       </w:r>
     </w:p>
     <w:p>

--- a/IC3B.docx
+++ b/IC3B.docx
@@ -101,10 +101,31 @@
     </w:p>
     <w:p>
       <w:r>
-        <w:t>O aluguel do quarto é 200 reais. (Inclui acompanhante - homem não entra em casa- pode vir com amiga</w:t>
-      </w:r>
-      <w:r>
-        <w:t>, 5% a mais se pernoitar</w:t>
+        <w:t>O aluguel do quarto é 200 reais (Inclui acompanhante - homem não entra em casa- pode vir com amiga</w:t>
+      </w:r>
+      <w:r>
+        <w:t xml:space="preserve">, </w:t>
+      </w:r>
+      <w:r>
+        <w:rPr>
+          <w:i/>
+          <w:iCs/>
+        </w:rPr>
+        <w:t xml:space="preserve">se não </w:t>
+      </w:r>
+      <w:r>
+        <w:rPr>
+          <w:i/>
+          <w:iCs/>
+        </w:rPr>
+        <w:t>pernoitar</w:t>
+      </w:r>
+      <w:r>
+        <w:rPr>
+          <w:i/>
+          <w:iCs/>
+        </w:rPr>
+        <w:t xml:space="preserve"> o valor é 100</w:t>
       </w:r>
       <w:r>
         <w:t>).</w:t>

--- a/IC3B.docx
+++ b/IC3B.docx
@@ -18,24 +18,13 @@
     <w:p/>
     <w:p>
       <w:r>
-        <w:rPr>
-          <w:b/>
-          <w:bCs/>
-        </w:rPr>
-        <w:t>Informações</w:t>
-      </w:r>
-      <w:r>
-        <w:t xml:space="preserve"> sobre doação com Jocax</w:t>
-      </w:r>
-      <w:r>
-        <w:t xml:space="preserve"> (v2.</w:t>
-      </w:r>
-      <w:r>
-        <w:t>3</w:t>
-      </w:r>
-      <w:r>
-        <w:t>)</w:t>
-      </w:r>
+        <w:t xml:space="preserve">Informações sobre doação com </w:t>
+      </w:r>
+      <w:proofErr w:type="spellStart"/>
+      <w:r>
+        <w:t>Jocax</w:t>
+      </w:r>
+      <w:proofErr w:type="spellEnd"/>
     </w:p>
     <w:p>
       <w:r>
@@ -52,7 +41,15 @@
     </w:p>
     <w:p>
       <w:r>
-        <w:t>Antes de tudo, vc precisa estudar com</w:t>
+        <w:t xml:space="preserve">Antes de tudo, </w:t>
+      </w:r>
+      <w:proofErr w:type="spellStart"/>
+      <w:r>
+        <w:t>vc</w:t>
+      </w:r>
+      <w:proofErr w:type="spellEnd"/>
+      <w:r>
+        <w:t xml:space="preserve"> precisa estudar com</w:t>
       </w:r>
       <w:r>
         <w:t xml:space="preserve"> </w:t>
@@ -66,9 +63,8 @@
       <w:r>
         <w:t>:</w:t>
       </w:r>
-      <w:r>
-        <w:br/>
-      </w:r>
+    </w:p>
+    <w:p>
       <w:hyperlink r:id="rId4" w:history="1">
         <w:r>
           <w:rPr>
@@ -80,55 +76,69 @@
     </w:p>
     <w:p>
       <w:r>
-        <w:t>Depois vc agenda o(s) dia(s) que vc quer fazer.</w:t>
-      </w:r>
-    </w:p>
-    <w:p>
-      <w:r>
-        <w:t>Vc precisa trazer potinho e seringa pra cada dia da IC.</w:t>
-      </w:r>
-    </w:p>
-    <w:p>
-      <w:r>
-        <w:t>Lembre que nem eu, nem minha namorada, ajudamos no procedimento, apenas doamos o sêmen em uma seringa. Cabe a tentante injet</w:t>
+        <w:t xml:space="preserve">Depois </w:t>
+      </w:r>
+      <w:proofErr w:type="spellStart"/>
+      <w:r>
+        <w:t>vc</w:t>
+      </w:r>
+      <w:proofErr w:type="spellEnd"/>
+      <w:r>
+        <w:t xml:space="preserve"> agenda o(s) dia(s) que </w:t>
+      </w:r>
+      <w:proofErr w:type="spellStart"/>
+      <w:r>
+        <w:t>vc</w:t>
+      </w:r>
+      <w:proofErr w:type="spellEnd"/>
+      <w:r>
+        <w:t xml:space="preserve"> quer fazer.</w:t>
+      </w:r>
+    </w:p>
+    <w:p>
+      <w:proofErr w:type="spellStart"/>
+      <w:r>
+        <w:t>Vc</w:t>
+      </w:r>
+      <w:proofErr w:type="spellEnd"/>
+      <w:r>
+        <w:t xml:space="preserve"> precisa trazer potinho e seringa pra cada dia da IC.</w:t>
+      </w:r>
+    </w:p>
+    <w:p>
+      <w:proofErr w:type="spellStart"/>
+      <w:r>
+        <w:t>Lembre</w:t>
+      </w:r>
+      <w:proofErr w:type="spellEnd"/>
+      <w:r>
+        <w:t xml:space="preserve"> que nem eu, nem minha namorada, ajudamos no procedimento, apenas doamos o sêmen em uma seringa. </w:t>
+      </w:r>
+    </w:p>
+    <w:p>
+      <w:r>
+        <w:t>Cabe a tentante injet</w:t>
       </w:r>
       <w:r>
         <w:t>á</w:t>
       </w:r>
       <w:r>
-        <w:t xml:space="preserve">-lo para engravidar. </w:t>
-      </w:r>
-    </w:p>
-    <w:p>
-      <w:r>
-        <w:t>O aluguel do quarto é 200 reais (Inclui acompanhante - homem não entra em casa- pode vir com amiga</w:t>
-      </w:r>
-      <w:r>
-        <w:t xml:space="preserve">, </w:t>
-      </w:r>
-      <w:r>
-        <w:rPr>
-          <w:i/>
-          <w:iCs/>
-        </w:rPr>
-        <w:t xml:space="preserve">se não </w:t>
-      </w:r>
-      <w:r>
-        <w:rPr>
-          <w:i/>
-          <w:iCs/>
-        </w:rPr>
-        <w:t>pernoitar</w:t>
-      </w:r>
-      <w:r>
-        <w:rPr>
-          <w:i/>
-          <w:iCs/>
-        </w:rPr>
-        <w:t xml:space="preserve"> o valor é 100</w:t>
-      </w:r>
-      <w:r>
-        <w:t>).</w:t>
+        <w:t xml:space="preserve">-lo para engravidar. Meu tipo sanguíneo é </w:t>
+      </w:r>
+      <w:r>
+        <w:rPr>
+          <w:b/>
+          <w:bCs/>
+        </w:rPr>
+        <w:t>O negativo</w:t>
+      </w:r>
+      <w:r>
+        <w:t>.</w:t>
+      </w:r>
+    </w:p>
+    <w:p>
+      <w:r>
+        <w:t>O aluguel do quarto é 200 reais. (Inclui acompanhante - homem não entra em casa- pode vir com amiga).</w:t>
       </w:r>
     </w:p>
     <w:p>
@@ -161,7 +171,15 @@
     </w:p>
     <w:p>
       <w:r>
-        <w:t>o sêmen é colocado em 2 cc de soro-fisiológico.</w:t>
+        <w:t xml:space="preserve">o sêmen é colocado em 2 </w:t>
+      </w:r>
+      <w:proofErr w:type="spellStart"/>
+      <w:r>
+        <w:t>cc</w:t>
+      </w:r>
+      <w:proofErr w:type="spellEnd"/>
+      <w:r>
+        <w:t xml:space="preserve"> de soro-fisiológico.</w:t>
       </w:r>
       <w:r>
         <w:t xml:space="preserve"> </w:t>
@@ -207,100 +225,55 @@
     </w:p>
     <w:p>
       <w:r>
-        <w:br w:type="page"/>
-      </w:r>
-    </w:p>
-    <w:p>
-      <w:r>
-        <w:rPr>
-          <w:b/>
-          <w:bCs/>
-          <w:sz w:val="28"/>
-          <w:szCs w:val="28"/>
+        <w:t xml:space="preserve">(Meu </w:t>
+      </w:r>
+      <w:proofErr w:type="spellStart"/>
+      <w:r>
+        <w:t>Whats</w:t>
+      </w:r>
+      <w:r>
+        <w:t>AP</w:t>
+      </w:r>
+      <w:r>
+        <w:t>P</w:t>
+      </w:r>
+      <w:proofErr w:type="spellEnd"/>
+      <w:r>
+        <w:t xml:space="preserve">: </w:t>
+      </w:r>
+      <w:r>
+        <w:t xml:space="preserve"> 11 993022172)</w:t>
+      </w:r>
+    </w:p>
+    <w:p>
+      <w:r>
+        <w:t>---//---</w:t>
+      </w:r>
+    </w:p>
+    <w:p>
+      <w:r>
+        <w:rPr>
+          <w:b/>
+          <w:bCs/>
         </w:rPr>
         <w:lastRenderedPageBreak/>
-        <w:t>Sobre o Doador (Jocax)</w:t>
-      </w:r>
-      <w:r>
-        <w:t xml:space="preserve">: </w:t>
-      </w:r>
-    </w:p>
-    <w:p>
-      <w:r>
-        <w:t xml:space="preserve">Meu tipo sanguíneo é </w:t>
-      </w:r>
-      <w:r>
-        <w:rPr>
-          <w:b/>
-          <w:bCs/>
-        </w:rPr>
-        <w:t>O negativo</w:t>
-      </w:r>
-      <w:r>
-        <w:t>.</w:t>
-      </w:r>
-    </w:p>
-    <w:p>
-      <w:r>
-        <w:rPr>
-          <w:b/>
-          <w:bCs/>
-        </w:rPr>
-        <w:t>Whats</w:t>
-      </w:r>
-      <w:r>
-        <w:rPr>
-          <w:b/>
-          <w:bCs/>
-        </w:rPr>
-        <w:t>AP</w:t>
-      </w:r>
-      <w:r>
-        <w:rPr>
-          <w:b/>
-          <w:bCs/>
-        </w:rPr>
-        <w:t>P</w:t>
-      </w:r>
-      <w:r>
-        <w:t xml:space="preserve">: </w:t>
-      </w:r>
-      <w:r>
-        <w:t xml:space="preserve"> 11 99302</w:t>
-      </w:r>
-      <w:r>
-        <w:t>-</w:t>
-      </w:r>
-      <w:r>
-        <w:t>2172</w:t>
-      </w:r>
-    </w:p>
-    <w:p>
-      <w:r>
         <w:t>Últimos Exames</w:t>
       </w:r>
       <w:r>
-        <w:t xml:space="preserve"> DST</w:t>
-      </w:r>
-      <w:r>
         <w:t>:</w:t>
       </w:r>
-      <w:r>
-        <w:br/>
-      </w:r>
+    </w:p>
+    <w:p>
       <w:hyperlink r:id="rId8" w:history="1">
         <w:r>
           <w:rPr>
             <w:rStyle w:val="Hyperlink"/>
           </w:rPr>
-          <w:t>https://jocaxx.github.io/IC/Exames/EXAME_2026.jpeg</w:t>
-        </w:r>
-      </w:hyperlink>
-    </w:p>
-    <w:p>
-      <w:r>
-        <w:t>Fotos do Doador:</w:t>
-      </w:r>
+          <w:t>https://1drv.ms/i/c/F3FA24F9B615547C/IQBrWB_fg1xKR7XnaYMNQNxeAceyGUDXgSX7IWYIhwwgvVA?e=Mjut2p</w:t>
+        </w:r>
+      </w:hyperlink>
+    </w:p>
+    <w:p>
       <w:r>
         <w:br/>
       </w:r>
@@ -309,17 +282,28 @@
           <w:rPr>
             <w:rStyle w:val="Hyperlink"/>
           </w:rPr>
-          <w:t>https://jocaxx.github.io/IC/Fotos_Doador/fotos_any.html</w:t>
-        </w:r>
-      </w:hyperlink>
-    </w:p>
-    <w:p>
-      <w:r>
-        <w:t>Artigos científicos:</w:t>
-      </w:r>
-      <w:r>
-        <w:br/>
-      </w:r>
+          <w:t>EXAME_DST_2026_JAN.jpeg</w:t>
+        </w:r>
+      </w:hyperlink>
+    </w:p>
+    <w:p>
+      <w:r>
+        <w:t>--//--</w:t>
+      </w:r>
+    </w:p>
+    <w:p>
+      <w:r>
+        <w:rPr>
+          <w:b/>
+          <w:bCs/>
+        </w:rPr>
+        <w:t>Artigos científicos</w:t>
+      </w:r>
+      <w:r>
+        <w:t>:</w:t>
+      </w:r>
+    </w:p>
+    <w:p>
       <w:hyperlink r:id="rId10" w:history="1">
         <w:r>
           <w:rPr>
@@ -329,6 +313,7 @@
         </w:r>
       </w:hyperlink>
     </w:p>
+    <w:p/>
     <w:p>
       <w:r>
         <w:rPr>
@@ -355,26 +340,27 @@
           <w:rPr>
             <w:rStyle w:val="Hyperlink"/>
           </w:rPr>
-          <w:t>https://jocaxx.github.io/IC/Artigos/Pub_Abstract.pdf</w:t>
-        </w:r>
-      </w:hyperlink>
-    </w:p>
-    <w:p>
-      <w:r>
-        <w:t>C</w:t>
-      </w:r>
-      <w:r>
-        <w:t>urrículo</w:t>
-      </w:r>
-      <w:r>
-        <w:t xml:space="preserve"> Orcid</w:t>
-      </w:r>
-      <w:r>
-        <w:t>:</w:t>
-      </w:r>
-      <w:r>
-        <w:br/>
-      </w:r>
+          <w:t>https://jocaxx.github.io/DUniverse/Abstract/Pub_Abstract.pdf</w:t>
+        </w:r>
+      </w:hyperlink>
+    </w:p>
+    <w:p/>
+    <w:p>
+      <w:pPr>
+        <w:rPr>
+          <w:b/>
+          <w:bCs/>
+        </w:rPr>
+      </w:pPr>
+      <w:r>
+        <w:rPr>
+          <w:b/>
+          <w:bCs/>
+        </w:rPr>
+        <w:t>currículo:</w:t>
+      </w:r>
+    </w:p>
+    <w:p>
       <w:hyperlink r:id="rId12" w:history="1">
         <w:r>
           <w:rPr>
@@ -386,241 +372,59 @@
     </w:p>
     <w:p>
       <w:r>
-        <w:rPr>
-          <w:b/>
-          <w:bCs/>
-        </w:rPr>
-        <w:t xml:space="preserve">Formação </w:t>
-      </w:r>
-      <w:r>
-        <w:rPr>
-          <w:b/>
-          <w:bCs/>
-        </w:rPr>
-        <w:t>Acadêmica</w:t>
-      </w:r>
-      <w:r>
-        <w:t xml:space="preserve">: </w:t>
-      </w:r>
-      <w:r>
-        <w:br/>
-        <w:t xml:space="preserve">     Bacharel em Física (USP):</w:t>
-      </w:r>
-      <w:r>
-        <w:br/>
-        <w:t xml:space="preserve">     </w:t>
-      </w:r>
+        <w:t>---//---</w:t>
+      </w:r>
+    </w:p>
+    <w:p>
+      <w:r>
+        <w:rPr>
+          <w:b/>
+          <w:bCs/>
+        </w:rPr>
+        <w:t>origens étnicas</w:t>
+      </w:r>
+      <w:r>
+        <w:t>:</w:t>
+      </w:r>
+    </w:p>
+    <w:p>
       <w:hyperlink r:id="rId13" w:history="1">
         <w:r>
           <w:rPr>
             <w:rStyle w:val="Hyperlink"/>
           </w:rPr>
-          <w:t>https://jocaxx.github.io/IC/Diplomas/IFUSP_bacharel.pdf</w:t>
-        </w:r>
-      </w:hyperlink>
-    </w:p>
-    <w:p>
-      <w:r>
-        <w:t xml:space="preserve">     Bacharel em Ciência da Computação (USP):</w:t>
-      </w:r>
-      <w:r>
-        <w:t xml:space="preserve"> </w:t>
-      </w:r>
-      <w:r>
-        <w:br/>
-        <w:t xml:space="preserve">     </w:t>
-      </w:r>
+          <w:t>https://1drv.ms/i/c/F3FA24F9B615547C/IQAqnSkcvL8-T5ISJv7xEVuTAdBSBywVUx7iGlV4YgH2z1U?e=v82Oz8</w:t>
+        </w:r>
+      </w:hyperlink>
+    </w:p>
+    <w:p>
       <w:hyperlink r:id="rId14" w:history="1">
         <w:r>
           <w:rPr>
             <w:rStyle w:val="Hyperlink"/>
           </w:rPr>
-          <w:t>https://jocaxx.github.io/IC/Diplomas/IME_bacharel.pdf</w:t>
-        </w:r>
-      </w:hyperlink>
-    </w:p>
-    <w:p>
-      <w:r>
-        <w:t xml:space="preserve">     Mestrado Engenharia Politécnica (USP):</w:t>
+          <w:t>COMP_GEN_0.jpeg</w:t>
+        </w:r>
+      </w:hyperlink>
+    </w:p>
+    <w:p/>
+    <w:p>
+      <w:r>
+        <w:t>---//---</w:t>
+      </w:r>
+    </w:p>
+    <w:p>
+      <w:r>
+        <w:rPr>
+          <w:b/>
+          <w:bCs/>
+        </w:rPr>
+        <w:t>Carta Aberta ao filho/a:</w:t>
       </w:r>
       <w:r>
         <w:br/>
-        <w:t xml:space="preserve">     </w:t>
       </w:r>
       <w:hyperlink r:id="rId15" w:history="1">
-        <w:r>
-          <w:rPr>
-            <w:rStyle w:val="Hyperlink"/>
-          </w:rPr>
-          <w:t>https://jocaxx.github.io/IC/Diplomas/POLI_mestrado.pdf</w:t>
-        </w:r>
-      </w:hyperlink>
-    </w:p>
-    <w:p>
-      <w:pPr>
-        <w:rPr>
-          <w:b/>
-          <w:bCs/>
-        </w:rPr>
-      </w:pPr>
-      <w:r>
-        <w:rPr>
-          <w:b/>
-          <w:bCs/>
-        </w:rPr>
-        <w:t>Entrevistas Antigas:</w:t>
-      </w:r>
-    </w:p>
-    <w:p>
-      <w:r>
-        <w:t xml:space="preserve">     </w:t>
-      </w:r>
-      <w:hyperlink r:id="rId16" w:history="1">
-        <w:r>
-          <w:rPr>
-            <w:rStyle w:val="Hyperlink"/>
-          </w:rPr>
-          <w:t>https://jocaxx.github.io/IC/Entrevistas/entrevistas.pdf</w:t>
-        </w:r>
-      </w:hyperlink>
-    </w:p>
-    <w:p>
-      <w:r>
-        <w:rPr>
-          <w:b/>
-          <w:bCs/>
-        </w:rPr>
-        <w:t>Origens Etnicas</w:t>
-      </w:r>
-      <w:r>
-        <w:t>:</w:t>
-      </w:r>
-    </w:p>
-    <w:p>
-      <w:r>
-        <w:tab/>
-        <w:t>Ascendência Países:</w:t>
-      </w:r>
-      <w:r>
-        <w:br/>
-        <w:t xml:space="preserve">             </w:t>
-      </w:r>
-      <w:hyperlink r:id="rId17" w:history="1">
-        <w:r>
-          <w:rPr>
-            <w:rStyle w:val="Hyperlink"/>
-          </w:rPr>
-          <w:t>https://jocaxx.github.io/IC/Origens/Jocax_Paises.pdf</w:t>
-        </w:r>
-      </w:hyperlink>
-    </w:p>
-    <w:p>
-      <w:r>
-        <w:t xml:space="preserve">             Ascendência Àrvore:</w:t>
-      </w:r>
-      <w:r>
-        <w:br/>
-        <w:t xml:space="preserve">   </w:t>
-      </w:r>
-      <w:r>
-        <w:tab/>
-      </w:r>
-      <w:hyperlink r:id="rId18" w:history="1">
-        <w:r>
-          <w:rPr>
-            <w:rStyle w:val="Hyperlink"/>
-          </w:rPr>
-          <w:t>https://jocaxx.github.io/IC/Origens/Ascendencia_Nicole.pdf</w:t>
-        </w:r>
-      </w:hyperlink>
-    </w:p>
-    <w:p>
-      <w:r>
-        <w:t xml:space="preserve">             História:</w:t>
-      </w:r>
-      <w:r>
-        <w:br/>
-        <w:t xml:space="preserve">             </w:t>
-      </w:r>
-      <w:hyperlink r:id="rId19" w:history="1">
-        <w:r>
-          <w:rPr>
-            <w:rStyle w:val="Hyperlink"/>
-          </w:rPr>
-          <w:t>https://jocaxx.github.io/IC/Origens/Historia_Nicole.pdf</w:t>
-        </w:r>
-      </w:hyperlink>
-    </w:p>
-    <w:p/>
-    <w:p>
-      <w:r>
-        <w:t xml:space="preserve">Instagram (Quase não uso) : </w:t>
-      </w:r>
-      <w:r>
-        <w:br/>
-      </w:r>
-      <w:r>
-        <w:t xml:space="preserve">    </w:t>
-      </w:r>
-      <w:hyperlink r:id="rId20" w:history="1">
-        <w:r>
-          <w:rPr>
-            <w:rStyle w:val="Hyperlink"/>
-          </w:rPr>
-          <w:t>https://instagram.com/jocax_barcellos_oficial</w:t>
-        </w:r>
-      </w:hyperlink>
-    </w:p>
-    <w:p>
-      <w:r>
-        <w:lastRenderedPageBreak/>
-        <w:t>Facebook</w:t>
-      </w:r>
-      <w:r>
-        <w:t xml:space="preserve"> (uso </w:t>
-      </w:r>
-      <w:r>
-        <w:t>bastante</w:t>
-      </w:r>
-      <w:r>
-        <w:t>)</w:t>
-      </w:r>
-      <w:r>
-        <w:t>:</w:t>
-      </w:r>
-      <w:r>
-        <w:br/>
-      </w:r>
-      <w:hyperlink r:id="rId21" w:history="1">
-        <w:r>
-          <w:rPr>
-            <w:rStyle w:val="Hyperlink"/>
-          </w:rPr>
-          <w:t>https://www.facebook.com/jocaxx</w:t>
-        </w:r>
-      </w:hyperlink>
-    </w:p>
-    <w:p/>
-    <w:p>
-      <w:r>
-        <w:t>---//---</w:t>
-      </w:r>
-    </w:p>
-    <w:p>
-      <w:r>
-        <w:rPr>
-          <w:b/>
-          <w:bCs/>
-        </w:rPr>
-        <w:t>Carta Aberta ao filho/a</w:t>
-      </w:r>
-      <w:r>
-        <w:t>:</w:t>
-      </w:r>
-      <w:r>
-        <w:br/>
-      </w:r>
-      <w:hyperlink r:id="rId22" w:history="1">
         <w:r>
           <w:rPr>
             <w:rStyle w:val="Hyperlink"/>
@@ -640,55 +444,142 @@
     </w:p>
     <w:p>
       <w:r>
-        <w:t>Fotos de alguns filhos:</w:t>
-      </w:r>
-      <w:r>
-        <w:t xml:space="preserve"> </w:t>
+        <w:rPr>
+          <w:b/>
+          <w:bCs/>
+        </w:rPr>
+        <w:t>Árvore genealógica</w:t>
+      </w:r>
+      <w:r>
+        <w:t>:</w:t>
       </w:r>
       <w:r>
         <w:br/>
       </w:r>
-      <w:hyperlink r:id="rId23" w:history="1">
+      <w:hyperlink r:id="rId16" w:history="1">
         <w:r>
           <w:rPr>
             <w:rStyle w:val="Hyperlink"/>
           </w:rPr>
-          <w:t>https://jocaxx.github.io/IC/Fotos_Filhos/fotos_any.html</w:t>
-        </w:r>
-      </w:hyperlink>
-    </w:p>
-    <w:p>
-      <w:r>
-        <w:t xml:space="preserve">Ou: </w:t>
+          <w:t>https://www.myheritage.com.br/site-family-tree-791785541/tree</w:t>
+        </w:r>
+      </w:hyperlink>
+    </w:p>
+    <w:p>
+      <w:r>
+        <w:t>--//--</w:t>
+      </w:r>
+    </w:p>
+    <w:p>
+      <w:r>
+        <w:rPr>
+          <w:b/>
+          <w:bCs/>
+        </w:rPr>
+        <w:t xml:space="preserve">Frases </w:t>
+      </w:r>
+      <w:proofErr w:type="spellStart"/>
+      <w:r>
+        <w:rPr>
+          <w:b/>
+          <w:bCs/>
+        </w:rPr>
+        <w:t>Jocaxianas</w:t>
+      </w:r>
+      <w:proofErr w:type="spellEnd"/>
+      <w:r>
+        <w:t xml:space="preserve">: </w:t>
       </w:r>
       <w:r>
         <w:br/>
       </w:r>
-      <w:hyperlink r:id="rId24" w:history="1">
+      <w:hyperlink r:id="rId17" w:history="1">
         <w:r>
           <w:rPr>
             <w:rStyle w:val="Hyperlink"/>
           </w:rPr>
-          <w:t>https://1drv.ms/f/c/F3FA24F9B615547C/IgDVl3rilv6-TKH-AhYvZeqDAUWsm85irbqeAt8jvFxXxxU?e=I4IP7w</w:t>
-        </w:r>
-      </w:hyperlink>
-    </w:p>
-    <w:p>
-      <w:r>
+          <w:t>https://jocaxx.github.io/DUniverse/Todos/Frases_jocax.pdf</w:t>
+        </w:r>
+      </w:hyperlink>
+    </w:p>
+    <w:p>
+      <w:r>
+        <w:lastRenderedPageBreak/>
         <w:t>--//--</w:t>
       </w:r>
-    </w:p>
-    <w:p>
-      <w:r>
+      <w:r>
+        <w:br/>
+      </w:r>
+    </w:p>
+    <w:p>
+      <w:pPr>
+        <w:rPr>
+          <w:b/>
+          <w:bCs/>
+        </w:rPr>
+      </w:pPr>
+      <w:r>
+        <w:rPr>
+          <w:b/>
+          <w:bCs/>
+        </w:rPr>
+        <w:t>Fotos de alguns filhos:</w:t>
+      </w:r>
+      <w:r>
+        <w:rPr>
+          <w:b/>
+          <w:bCs/>
+        </w:rPr>
+        <w:t xml:space="preserve"> </w:t>
+      </w:r>
+    </w:p>
+    <w:p>
+      <w:pPr>
+        <w:ind w:left="-5" w:right="1231"/>
+      </w:pPr>
+      <w:hyperlink r:id="rId18">
+        <w:r>
+          <w:t>https://jocaxx.github.io/IC/Fotos_Filhos/fotos_any.html</w:t>
+        </w:r>
+      </w:hyperlink>
+    </w:p>
+    <w:p>
+      <w:hyperlink r:id="rId19" w:history="1">
+        <w:proofErr w:type="spellStart"/>
+        <w:r>
+          <w:rPr>
+            <w:rStyle w:val="Hyperlink"/>
+          </w:rPr>
+          <w:t>Fotos_Filhos</w:t>
+        </w:r>
+        <w:proofErr w:type="spellEnd"/>
+      </w:hyperlink>
+    </w:p>
+    <w:p/>
+    <w:p>
+      <w:pPr>
+        <w:rPr>
+          <w:b/>
+          <w:bCs/>
+        </w:rPr>
+      </w:pPr>
+      <w:r>
+        <w:rPr>
+          <w:b/>
+          <w:bCs/>
+        </w:rPr>
         <w:t>Grupo de Inseminação Caseira</w:t>
       </w:r>
       <w:r>
+        <w:rPr>
+          <w:b/>
+          <w:bCs/>
+        </w:rPr>
         <w:t>:</w:t>
       </w:r>
-      <w:r>
-        <w:br/>
-      </w:r>
-      <w:hyperlink r:id="rId25" w:history="1">
+    </w:p>
+    <w:p>
+      <w:hyperlink r:id="rId20" w:history="1">
         <w:r>
           <w:rPr>
             <w:rStyle w:val="Hyperlink"/>
@@ -703,18 +594,30 @@
         <w:br/>
       </w:r>
       <w:r>
+        <w:rPr>
+          <w:b/>
+          <w:bCs/>
+        </w:rPr>
         <w:t>fotos</w:t>
       </w:r>
       <w:r>
+        <w:rPr>
+          <w:b/>
+          <w:bCs/>
+        </w:rPr>
         <w:t xml:space="preserve"> do Grupo</w:t>
       </w:r>
       <w:r>
+        <w:rPr>
+          <w:b/>
+          <w:bCs/>
+        </w:rPr>
         <w:t>:</w:t>
       </w:r>
       <w:r>
         <w:br/>
       </w:r>
-      <w:hyperlink r:id="rId26" w:history="1">
+      <w:hyperlink r:id="rId21" w:history="1">
         <w:r>
           <w:rPr>
             <w:rStyle w:val="Hyperlink"/>
@@ -722,48 +625,79 @@
           <w:t>https://m.facebook.com/groups/870703659683194/permalink/1607114829375403/</w:t>
         </w:r>
       </w:hyperlink>
-    </w:p>
-    <w:p>
-      <w:r>
+      <w:r>
+        <w:br/>
+      </w:r>
+    </w:p>
+    <w:p>
+      <w:proofErr w:type="spellStart"/>
+      <w:r>
+        <w:rPr>
+          <w:b/>
+          <w:bCs/>
+        </w:rPr>
         <w:t>Video</w:t>
       </w:r>
-      <w:r>
+      <w:proofErr w:type="spellEnd"/>
+      <w:r>
+        <w:rPr>
+          <w:b/>
+          <w:bCs/>
+        </w:rPr>
         <w:t xml:space="preserve"> </w:t>
       </w:r>
       <w:r>
+        <w:rPr>
+          <w:b/>
+          <w:bCs/>
+        </w:rPr>
         <w:t>co</w:t>
       </w:r>
       <w:r>
+        <w:rPr>
+          <w:b/>
+          <w:bCs/>
+        </w:rPr>
         <w:t>m</w:t>
       </w:r>
       <w:r>
+        <w:rPr>
+          <w:b/>
+          <w:bCs/>
+        </w:rPr>
         <w:t xml:space="preserve"> </w:t>
       </w:r>
       <w:r>
+        <w:rPr>
+          <w:b/>
+          <w:bCs/>
+        </w:rPr>
         <w:t xml:space="preserve">alguns </w:t>
       </w:r>
       <w:r>
-        <w:t>filhos:</w:t>
+        <w:rPr>
+          <w:b/>
+          <w:bCs/>
+        </w:rPr>
+        <w:t>filhos</w:t>
+      </w:r>
+      <w:r>
+        <w:t>:</w:t>
       </w:r>
       <w:r>
         <w:br/>
       </w:r>
-      <w:hyperlink r:id="rId27" w:history="1">
+      <w:hyperlink r:id="rId22" w:history="1">
         <w:r>
           <w:rPr>
             <w:rStyle w:val="Hyperlink"/>
           </w:rPr>
-          <w:t>https://jocaxx.github.io/IC/fotos_2.html</w:t>
-        </w:r>
-      </w:hyperlink>
-      <w:r>
-        <w:br/>
-        <w:t>ou</w:t>
-      </w:r>
-      <w:r>
-        <w:br/>
-      </w:r>
-      <w:hyperlink r:id="rId28" w:history="1">
+          <w:t>https://1drv.ms/v/c/F3FA24F9B615547C/IQBAph1D96wPQ6RqWJAe94l6AWHegfvs7F289BZz7hzyIuQ?e=M7EcsW</w:t>
+        </w:r>
+      </w:hyperlink>
+    </w:p>
+    <w:p>
+      <w:hyperlink r:id="rId23" w:history="1">
         <w:r>
           <w:rPr>
             <w:rStyle w:val="Hyperlink"/>
@@ -771,6 +705,96 @@
           <w:t>Encontro1.mp4</w:t>
         </w:r>
       </w:hyperlink>
+    </w:p>
+    <w:p/>
+    <w:p>
+      <w:r>
+        <w:t>--//--</w:t>
+      </w:r>
+    </w:p>
+    <w:p>
+      <w:pPr>
+        <w:spacing w:after="23" w:line="259" w:lineRule="auto"/>
+        <w:ind w:left="-5"/>
+      </w:pPr>
+      <w:r>
+        <w:rPr>
+          <w:b/>
+          <w:color w:val="000000"/>
+          <w:u w:color="000000"/>
+        </w:rPr>
+        <w:t>Algumas Fotos</w:t>
+      </w:r>
+      <w:r>
+        <w:rPr>
+          <w:b/>
+          <w:color w:val="000000"/>
+          <w:u w:color="000000"/>
+        </w:rPr>
+        <w:t xml:space="preserve"> doador</w:t>
+      </w:r>
+      <w:r>
+        <w:rPr>
+          <w:b/>
+          <w:color w:val="000000"/>
+          <w:u w:color="000000"/>
+        </w:rPr>
+        <w:t>:</w:t>
+      </w:r>
+      <w:r>
+        <w:rPr>
+          <w:color w:val="000000"/>
+          <w:u w:color="000000"/>
+        </w:rPr>
+        <w:t xml:space="preserve">  </w:t>
+      </w:r>
+    </w:p>
+    <w:p>
+      <w:pPr>
+        <w:ind w:left="-5" w:right="1231"/>
+      </w:pPr>
+      <w:hyperlink r:id="rId24">
+        <w:r>
+          <w:t>https://jocaxx.github.io/IC/Fotos_Doador/fotos_any.html</w:t>
+        </w:r>
+      </w:hyperlink>
+      <w:r>
+        <w:br/>
+        <w:t>ou</w:t>
+      </w:r>
+      <w:r>
+        <w:br/>
+      </w:r>
+      <w:hyperlink r:id="rId25" w:history="1">
+        <w:r>
+          <w:rPr>
+            <w:rStyle w:val="Hyperlink"/>
+          </w:rPr>
+          <w:t>https://1drv.ms/f/c/F3FA24F9B615547C/IgAfLGYyC4gnR7KXAi2eIyoRAYULeL6c37VV490eKqC9is0?e=6G0Xsk</w:t>
+        </w:r>
+      </w:hyperlink>
+      <w:r>
+        <w:br/>
+      </w:r>
+      <w:hyperlink r:id="rId26" w:history="1">
+        <w:r>
+          <w:rPr>
+            <w:rStyle w:val="Hyperlink"/>
+          </w:rPr>
+          <w:t>FOTOS_JOCAX</w:t>
+        </w:r>
+      </w:hyperlink>
+    </w:p>
+    <w:p/>
+    <w:p>
+      <w:r>
+        <w:t>Instagram: @jocax_barcellos_oficial</w:t>
+      </w:r>
+    </w:p>
+    <w:p>
+      <w:r>
+        <w:t>https://instagram.com/jocax_barcellos_oficial</w:t>
+      </w:r>
     </w:p>
     <w:p/>
     <w:p>

--- a/IC3B.docx
+++ b/IC3B.docx
@@ -1,6 +1,6 @@
 
 <file path=word/document.xml><?xml version="1.0" encoding="utf-8"?>
-<w:document xmlns:wpc="http://schemas.microsoft.com/office/word/2010/wordprocessingCanvas" xmlns:cx="http://schemas.microsoft.com/office/drawing/2014/chartex" xmlns:cx1="http://schemas.microsoft.com/office/drawing/2015/9/8/chartex" xmlns:cx2="http://schemas.microsoft.com/office/drawing/2015/10/21/chartex" xmlns:cx3="http://schemas.microsoft.com/office/drawing/2016/5/9/chartex" xmlns:cx4="http://schemas.microsoft.com/office/drawing/2016/5/10/chartex" xmlns:cx5="http://schemas.microsoft.com/office/drawing/2016/5/11/chartex" xmlns:cx6="http://schemas.microsoft.com/office/drawing/2016/5/12/chartex" xmlns:cx7="http://schemas.microsoft.com/office/drawing/2016/5/13/chartex" xmlns:cx8="http://schemas.microsoft.com/office/drawing/2016/5/14/chartex" xmlns:mc="http://schemas.openxmlformats.org/markup-compatibility/2006" xmlns:aink="http://schemas.microsoft.com/office/drawing/2016/ink" xmlns:am3d="http://schemas.microsoft.com/office/drawing/2017/model3d" xmlns:o="urn:schemas-microsoft-com:office:office" xmlns:oel="http://schemas.microsoft.com/office/2019/extlst" xmlns:r="http://schemas.openxmlformats.org/officeDocument/2006/relationships" xmlns:m="http://schemas.openxmlformats.org/officeDocument/2006/math" xmlns:v="urn:schemas-microsoft-com:vml" xmlns:wp14="http://schemas.microsoft.com/office/word/2010/wordprocessingDrawing" xmlns:wp="http://schemas.openxmlformats.org/drawingml/2006/wordprocessingDrawing" xmlns:w10="urn:schemas-microsoft-com:office:word" xmlns:w="http://schemas.openxmlformats.org/wordprocessingml/2006/main" xmlns:w14="http://schemas.microsoft.com/office/word/2010/wordml" xmlns:w15="http://schemas.microsoft.com/office/word/2012/wordml" xmlns:w16cex="http://schemas.microsoft.com/office/word/2018/wordml/cex" xmlns:w16cid="http://schemas.microsoft.com/office/word/2016/wordml/cid" xmlns:w16="http://schemas.microsoft.com/office/word/2018/wordml" xmlns:w16du="http://schemas.microsoft.com/office/word/2023/wordml/word16du" xmlns:w16sdtdh="http://schemas.microsoft.com/office/word/2020/wordml/sdtdatahash" xmlns:w16sdtfl="http://schemas.microsoft.com/office/word/2024/wordml/sdtformatlock" xmlns:w16se="http://schemas.microsoft.com/office/word/2015/wordml/symex" xmlns:wpg="http://schemas.microsoft.com/office/word/2010/wordprocessingGroup" xmlns:wpi="http://schemas.microsoft.com/office/word/2010/wordprocessingInk" xmlns:wne="http://schemas.microsoft.com/office/word/2006/wordml" xmlns:wps="http://schemas.microsoft.com/office/word/2010/wordprocessingShape" mc:Ignorable="w14 w15 w16se w16cid w16 w16cex w16sdtdh w16sdtfl w16du wp14">
+<w:document xmlns:wpc="http://schemas.microsoft.com/office/word/2010/wordprocessingCanvas" xmlns:cx="http://schemas.microsoft.com/office/drawing/2014/chartex" xmlns:cx1="http://schemas.microsoft.com/office/drawing/2015/9/8/chartex" xmlns:cx2="http://schemas.microsoft.com/office/drawing/2015/10/21/chartex" xmlns:cx3="http://schemas.microsoft.com/office/drawing/2016/5/9/chartex" xmlns:cx4="http://schemas.microsoft.com/office/drawing/2016/5/10/chartex" xmlns:cx5="http://schemas.microsoft.com/office/drawing/2016/5/11/chartex" xmlns:cx6="http://schemas.microsoft.com/office/drawing/2016/5/12/chartex" xmlns:cx7="http://schemas.microsoft.com/office/drawing/2016/5/13/chartex" xmlns:cx8="http://schemas.microsoft.com/office/drawing/2016/5/14/chartex" xmlns:mc="http://schemas.openxmlformats.org/markup-compatibility/2006" xmlns:aink="http://schemas.microsoft.com/office/drawing/2016/ink" xmlns:am3d="http://schemas.microsoft.com/office/drawing/2017/model3d" xmlns:o="urn:schemas-microsoft-com:office:office" xmlns:oel="http://schemas.microsoft.com/office/2019/extlst" xmlns:r="http://schemas.openxmlformats.org/officeDocument/2006/relationships" xmlns:m="http://schemas.openxmlformats.org/officeDocument/2006/math" xmlns:v="urn:schemas-microsoft-com:vml" xmlns:wp14="http://schemas.microsoft.com/office/word/2010/wordprocessingDrawing" xmlns:wp="http://schemas.openxmlformats.org/drawingml/2006/wordprocessingDrawing" xmlns:w10="urn:schemas-microsoft-com:office:word" xmlns:w="http://schemas.openxmlformats.org/wordprocessingml/2006/main" xmlns:w14="http://schemas.microsoft.com/office/word/2010/wordml" xmlns:w15="http://schemas.microsoft.com/office/word/2012/wordml" xmlns:w16cei="http://schemas.microsoft.com/office/word/2026/wordml/cei" xmlns:w16cex="http://schemas.microsoft.com/office/word/2018/wordml/cex" xmlns:w16cid="http://schemas.microsoft.com/office/word/2016/wordml/cid" xmlns:w16="http://schemas.microsoft.com/office/word/2018/wordml" xmlns:w16du="http://schemas.microsoft.com/office/word/2023/wordml/word16du" xmlns:w16sdtdh="http://schemas.microsoft.com/office/word/2020/wordml/sdtdatahash" xmlns:w16sdtfl="http://schemas.microsoft.com/office/word/2024/wordml/sdtformatlock" xmlns:w16se="http://schemas.microsoft.com/office/word/2015/wordml/symex" xmlns:wpg="http://schemas.microsoft.com/office/word/2010/wordprocessingGroup" xmlns:wpi="http://schemas.microsoft.com/office/word/2010/wordprocessingInk" xmlns:wne="http://schemas.microsoft.com/office/word/2006/wordml" xmlns:wps="http://schemas.microsoft.com/office/word/2010/wordprocessingShape" mc:Ignorable="w14 w15 w16se w16cid w16 w16cex w16sdtdh w16sdtfl w16du wp14">
   <w:body>
     <w:p>
       <w:r>
@@ -256,7 +256,6 @@
           <w:b/>
           <w:bCs/>
         </w:rPr>
-        <w:lastRenderedPageBreak/>
         <w:t>Últimos Exames</w:t>
       </w:r>
       <w:r>
@@ -274,9 +273,6 @@
       </w:hyperlink>
     </w:p>
     <w:p>
-      <w:r>
-        <w:br/>
-      </w:r>
       <w:hyperlink r:id="rId9" w:history="1">
         <w:r>
           <w:rPr>
@@ -418,13 +414,42 @@
         <w:rPr>
           <w:b/>
           <w:bCs/>
+          <w:sz w:val="28"/>
+          <w:szCs w:val="28"/>
+        </w:rPr>
+        <w:t xml:space="preserve">Micro-Auto-Biografia: </w:t>
+      </w:r>
+      <w:r>
+        <w:rPr>
+          <w:b/>
+          <w:bCs/>
+          <w:sz w:val="28"/>
+          <w:szCs w:val="28"/>
+        </w:rPr>
+        <w:br/>
+      </w:r>
+      <w:hyperlink r:id="rId15" w:history="1">
+        <w:r>
+          <w:rPr>
+            <w:rStyle w:val="Hyperlink"/>
+          </w:rPr>
+          <w:t>https://jocaxx.github.io/genismo/Jocax0.htm</w:t>
+        </w:r>
+      </w:hyperlink>
+    </w:p>
+    <w:p/>
+    <w:p>
+      <w:r>
+        <w:rPr>
+          <w:b/>
+          <w:bCs/>
         </w:rPr>
         <w:t>Carta Aberta ao filho/a:</w:t>
       </w:r>
       <w:r>
         <w:br/>
       </w:r>
-      <w:hyperlink r:id="rId15" w:history="1">
+      <w:hyperlink r:id="rId16" w:history="1">
         <w:r>
           <w:rPr>
             <w:rStyle w:val="Hyperlink"/>
@@ -456,7 +481,7 @@
       <w:r>
         <w:br/>
       </w:r>
-      <w:hyperlink r:id="rId16" w:history="1">
+      <w:hyperlink r:id="rId17" w:history="1">
         <w:r>
           <w:rPr>
             <w:rStyle w:val="Hyperlink"/>
@@ -466,51 +491,51 @@
       </w:hyperlink>
     </w:p>
     <w:p>
+      <w:pPr>
+        <w:rPr>
+          <w:b/>
+          <w:bCs/>
+        </w:rPr>
+      </w:pPr>
       <w:r>
         <w:t>--//--</w:t>
       </w:r>
-    </w:p>
-    <w:p>
-      <w:r>
-        <w:rPr>
-          <w:b/>
-          <w:bCs/>
-        </w:rPr>
-        <w:t xml:space="preserve">Frases </w:t>
-      </w:r>
-      <w:proofErr w:type="spellStart"/>
-      <w:r>
-        <w:rPr>
-          <w:b/>
-          <w:bCs/>
-        </w:rPr>
-        <w:t>Jocaxianas</w:t>
-      </w:r>
-      <w:proofErr w:type="spellEnd"/>
-      <w:r>
-        <w:t xml:space="preserve">: </w:t>
-      </w:r>
       <w:r>
         <w:br/>
       </w:r>
-      <w:hyperlink r:id="rId17" w:history="1">
+      <w:r>
+        <w:rPr>
+          <w:b/>
+          <w:bCs/>
+        </w:rPr>
+        <w:t>Fotos de alguns filhos:</w:t>
+      </w:r>
+      <w:r>
+        <w:rPr>
+          <w:b/>
+          <w:bCs/>
+        </w:rPr>
+        <w:t xml:space="preserve"> </w:t>
+      </w:r>
+      <w:r>
+        <w:rPr>
+          <w:b/>
+          <w:bCs/>
+        </w:rPr>
+        <w:br/>
+      </w:r>
+      <w:hyperlink r:id="rId18" w:history="1">
         <w:r>
           <w:rPr>
             <w:rStyle w:val="Hyperlink"/>
+            <w:b/>
+            <w:bCs/>
           </w:rPr>
-          <w:t>https://jocaxx.github.io/DUniverse/Todos/Frases_jocax.pdf</w:t>
-        </w:r>
-      </w:hyperlink>
-    </w:p>
-    <w:p>
-      <w:r>
-        <w:lastRenderedPageBreak/>
-        <w:t>--//--</w:t>
-      </w:r>
-      <w:r>
-        <w:br/>
-      </w:r>
-    </w:p>
+          <w:t>https://jocaxx.github.io/IC/Fotos_Filhos/fotos_any.html</w:t>
+        </w:r>
+      </w:hyperlink>
+    </w:p>
+    <w:p/>
     <w:p>
       <w:pPr>
         <w:rPr>
@@ -523,63 +548,18 @@
           <w:b/>
           <w:bCs/>
         </w:rPr>
-        <w:t>Fotos de alguns filhos:</w:t>
-      </w:r>
-      <w:r>
-        <w:rPr>
-          <w:b/>
-          <w:bCs/>
-        </w:rPr>
-        <w:t xml:space="preserve"> </w:t>
-      </w:r>
-    </w:p>
-    <w:p>
-      <w:pPr>
-        <w:ind w:left="-5" w:right="1231"/>
-      </w:pPr>
-      <w:hyperlink r:id="rId18">
-        <w:r>
-          <w:t>https://jocaxx.github.io/IC/Fotos_Filhos/fotos_any.html</w:t>
-        </w:r>
-      </w:hyperlink>
+        <w:t>Grupo de Inseminação Caseira</w:t>
+      </w:r>
+      <w:r>
+        <w:rPr>
+          <w:b/>
+          <w:bCs/>
+        </w:rPr>
+        <w:t>:</w:t>
+      </w:r>
     </w:p>
     <w:p>
       <w:hyperlink r:id="rId19" w:history="1">
-        <w:proofErr w:type="spellStart"/>
-        <w:r>
-          <w:rPr>
-            <w:rStyle w:val="Hyperlink"/>
-          </w:rPr>
-          <w:t>Fotos_Filhos</w:t>
-        </w:r>
-        <w:proofErr w:type="spellEnd"/>
-      </w:hyperlink>
-    </w:p>
-    <w:p/>
-    <w:p>
-      <w:pPr>
-        <w:rPr>
-          <w:b/>
-          <w:bCs/>
-        </w:rPr>
-      </w:pPr>
-      <w:r>
-        <w:rPr>
-          <w:b/>
-          <w:bCs/>
-        </w:rPr>
-        <w:t>Grupo de Inseminação Caseira</w:t>
-      </w:r>
-      <w:r>
-        <w:rPr>
-          <w:b/>
-          <w:bCs/>
-        </w:rPr>
-        <w:t>:</w:t>
-      </w:r>
-    </w:p>
-    <w:p>
-      <w:hyperlink r:id="rId20" w:history="1">
         <w:r>
           <w:rPr>
             <w:rStyle w:val="Hyperlink"/>
@@ -617,7 +597,7 @@
       <w:r>
         <w:br/>
       </w:r>
-      <w:hyperlink r:id="rId21" w:history="1">
+      <w:hyperlink r:id="rId20" w:history="1">
         <w:r>
           <w:rPr>
             <w:rStyle w:val="Hyperlink"/>
@@ -687,17 +667,7 @@
       <w:r>
         <w:br/>
       </w:r>
-      <w:hyperlink r:id="rId22" w:history="1">
-        <w:r>
-          <w:rPr>
-            <w:rStyle w:val="Hyperlink"/>
-          </w:rPr>
-          <w:t>https://1drv.ms/v/c/F3FA24F9B615547C/IQBAph1D96wPQ6RqWJAe94l6AWHegfvs7F289BZz7hzyIuQ?e=M7EcsW</w:t>
-        </w:r>
-      </w:hyperlink>
-    </w:p>
-    <w:p>
-      <w:hyperlink r:id="rId23" w:history="1">
+      <w:hyperlink r:id="rId21" w:history="1">
         <w:r>
           <w:rPr>
             <w:rStyle w:val="Hyperlink"/>
@@ -723,23 +693,7 @@
           <w:color w:val="000000"/>
           <w:u w:color="000000"/>
         </w:rPr>
-        <w:t>Algumas Fotos</w:t>
-      </w:r>
-      <w:r>
-        <w:rPr>
-          <w:b/>
-          <w:color w:val="000000"/>
-          <w:u w:color="000000"/>
-        </w:rPr>
-        <w:t xml:space="preserve"> doador</w:t>
-      </w:r>
-      <w:r>
-        <w:rPr>
-          <w:b/>
-          <w:color w:val="000000"/>
-          <w:u w:color="000000"/>
-        </w:rPr>
-        <w:t>:</w:t>
+        <w:t>Algumas Fotos doador:</w:t>
       </w:r>
       <w:r>
         <w:rPr>
@@ -753,7 +707,7 @@
       <w:pPr>
         <w:ind w:left="-5" w:right="1231"/>
       </w:pPr>
-      <w:hyperlink r:id="rId24">
+      <w:hyperlink r:id="rId22">
         <w:r>
           <w:t>https://jocaxx.github.io/IC/Fotos_Doador/fotos_any.html</w:t>
         </w:r>
@@ -765,7 +719,7 @@
       <w:r>
         <w:br/>
       </w:r>
-      <w:hyperlink r:id="rId25" w:history="1">
+      <w:hyperlink r:id="rId23" w:history="1">
         <w:r>
           <w:rPr>
             <w:rStyle w:val="Hyperlink"/>
@@ -776,7 +730,7 @@
       <w:r>
         <w:br/>
       </w:r>
-      <w:hyperlink r:id="rId26" w:history="1">
+      <w:hyperlink r:id="rId24" w:history="1">
         <w:r>
           <w:rPr>
             <w:rStyle w:val="Hyperlink"/>
@@ -785,18 +739,28 @@
         </w:r>
       </w:hyperlink>
     </w:p>
-    <w:p/>
-    <w:p>
-      <w:r>
-        <w:t>Instagram: @jocax_barcellos_oficial</w:t>
-      </w:r>
-    </w:p>
-    <w:p>
-      <w:r>
-        <w:t>https://instagram.com/jocax_barcellos_oficial</w:t>
-      </w:r>
-    </w:p>
-    <w:p/>
+    <w:p>
+      <w:r>
+        <w:t xml:space="preserve">Instagram: </w:t>
+      </w:r>
+      <w:r>
+        <w:t>Quase não utilizo</w:t>
+      </w:r>
+      <w:r>
+        <w:br/>
+      </w:r>
+      <w:hyperlink r:id="rId25" w:history="1">
+        <w:r>
+          <w:rPr>
+            <w:rStyle w:val="Hyperlink"/>
+          </w:rPr>
+          <w:t>https://instagram.com/jocax_barcellos_oficial</w:t>
+        </w:r>
+      </w:hyperlink>
+      <w:r>
+        <w:br/>
+      </w:r>
+    </w:p>
     <w:p>
       <w:r>
         <w:t>---/ F I M /---</w:t>

--- a/IC3B.docx
+++ b/IC3B.docx
@@ -283,248 +283,40 @@
       </w:hyperlink>
     </w:p>
     <w:p>
+      <w:pPr>
+        <w:rPr>
+          <w:b/>
+          <w:bCs/>
+        </w:rPr>
+      </w:pPr>
       <w:r>
         <w:t>--//--</w:t>
       </w:r>
-    </w:p>
-    <w:p>
-      <w:r>
-        <w:rPr>
-          <w:b/>
-          <w:bCs/>
-        </w:rPr>
-        <w:t>Artigos científicos</w:t>
-      </w:r>
-      <w:r>
-        <w:t>:</w:t>
-      </w:r>
-    </w:p>
-    <w:p>
+      <w:r>
+        <w:br/>
+      </w:r>
+      <w:r>
+        <w:rPr>
+          <w:b/>
+          <w:bCs/>
+        </w:rPr>
+        <w:t>Fotos de alguns filhos:</w:t>
+      </w:r>
+      <w:r>
+        <w:rPr>
+          <w:b/>
+          <w:bCs/>
+        </w:rPr>
+        <w:t xml:space="preserve"> </w:t>
+      </w:r>
+      <w:r>
+        <w:rPr>
+          <w:b/>
+          <w:bCs/>
+        </w:rPr>
+        <w:br/>
+      </w:r>
       <w:hyperlink r:id="rId10" w:history="1">
-        <w:r>
-          <w:rPr>
-            <w:rStyle w:val="Hyperlink"/>
-          </w:rPr>
-          <w:t>https://scholar.google.com.br/citations?hl=pt-BR&amp;user=Jeh83r4AAAAJ</w:t>
-        </w:r>
-      </w:hyperlink>
-    </w:p>
-    <w:p/>
-    <w:p>
-      <w:r>
-        <w:rPr>
-          <w:b/>
-          <w:bCs/>
-        </w:rPr>
-        <w:t xml:space="preserve">Artigos </w:t>
-      </w:r>
-      <w:r>
-        <w:rPr>
-          <w:b/>
-          <w:bCs/>
-        </w:rPr>
-        <w:t>Publicados</w:t>
-      </w:r>
-      <w:r>
-        <w:t>:</w:t>
-      </w:r>
-      <w:r>
-        <w:br/>
-      </w:r>
-      <w:hyperlink r:id="rId11" w:history="1">
-        <w:r>
-          <w:rPr>
-            <w:rStyle w:val="Hyperlink"/>
-          </w:rPr>
-          <w:t>https://jocaxx.github.io/DUniverse/Abstract/Pub_Abstract.pdf</w:t>
-        </w:r>
-      </w:hyperlink>
-    </w:p>
-    <w:p/>
-    <w:p>
-      <w:pPr>
-        <w:rPr>
-          <w:b/>
-          <w:bCs/>
-        </w:rPr>
-      </w:pPr>
-      <w:r>
-        <w:rPr>
-          <w:b/>
-          <w:bCs/>
-        </w:rPr>
-        <w:t>currículo:</w:t>
-      </w:r>
-    </w:p>
-    <w:p>
-      <w:hyperlink r:id="rId12" w:history="1">
-        <w:r>
-          <w:rPr>
-            <w:rStyle w:val="Hyperlink"/>
-          </w:rPr>
-          <w:t>https://orcid.org/0000-0002-5268-9255</w:t>
-        </w:r>
-      </w:hyperlink>
-    </w:p>
-    <w:p>
-      <w:r>
-        <w:t>---//---</w:t>
-      </w:r>
-    </w:p>
-    <w:p>
-      <w:r>
-        <w:rPr>
-          <w:b/>
-          <w:bCs/>
-        </w:rPr>
-        <w:t>origens étnicas</w:t>
-      </w:r>
-      <w:r>
-        <w:t>:</w:t>
-      </w:r>
-    </w:p>
-    <w:p>
-      <w:hyperlink r:id="rId13" w:history="1">
-        <w:r>
-          <w:rPr>
-            <w:rStyle w:val="Hyperlink"/>
-          </w:rPr>
-          <w:t>https://1drv.ms/i/c/F3FA24F9B615547C/IQAqnSkcvL8-T5ISJv7xEVuTAdBSBywVUx7iGlV4YgH2z1U?e=v82Oz8</w:t>
-        </w:r>
-      </w:hyperlink>
-    </w:p>
-    <w:p>
-      <w:hyperlink r:id="rId14" w:history="1">
-        <w:r>
-          <w:rPr>
-            <w:rStyle w:val="Hyperlink"/>
-          </w:rPr>
-          <w:t>COMP_GEN_0.jpeg</w:t>
-        </w:r>
-      </w:hyperlink>
-    </w:p>
-    <w:p/>
-    <w:p>
-      <w:r>
-        <w:t>---//---</w:t>
-      </w:r>
-    </w:p>
-    <w:p>
-      <w:r>
-        <w:rPr>
-          <w:b/>
-          <w:bCs/>
-          <w:sz w:val="28"/>
-          <w:szCs w:val="28"/>
-        </w:rPr>
-        <w:t xml:space="preserve">Micro-Auto-Biografia: </w:t>
-      </w:r>
-      <w:r>
-        <w:rPr>
-          <w:b/>
-          <w:bCs/>
-          <w:sz w:val="28"/>
-          <w:szCs w:val="28"/>
-        </w:rPr>
-        <w:br/>
-      </w:r>
-      <w:hyperlink r:id="rId15" w:history="1">
-        <w:r>
-          <w:rPr>
-            <w:rStyle w:val="Hyperlink"/>
-          </w:rPr>
-          <w:t>https://jocaxx.github.io/genismo/Jocax0.htm</w:t>
-        </w:r>
-      </w:hyperlink>
-    </w:p>
-    <w:p/>
-    <w:p>
-      <w:r>
-        <w:rPr>
-          <w:b/>
-          <w:bCs/>
-        </w:rPr>
-        <w:t>Carta Aberta ao filho/a:</w:t>
-      </w:r>
-      <w:r>
-        <w:br/>
-      </w:r>
-      <w:hyperlink r:id="rId16" w:history="1">
-        <w:r>
-          <w:rPr>
-            <w:rStyle w:val="Hyperlink"/>
-          </w:rPr>
-          <w:t>https://www.recantodasletras.com.br/cartas/7560286</w:t>
-        </w:r>
-      </w:hyperlink>
-      <w:r>
-        <w:br/>
-      </w:r>
-      <w:r>
-        <w:br/>
-      </w:r>
-      <w:r>
-        <w:t>--//---</w:t>
-      </w:r>
-    </w:p>
-    <w:p>
-      <w:r>
-        <w:rPr>
-          <w:b/>
-          <w:bCs/>
-        </w:rPr>
-        <w:t>Árvore genealógica</w:t>
-      </w:r>
-      <w:r>
-        <w:t>:</w:t>
-      </w:r>
-      <w:r>
-        <w:br/>
-      </w:r>
-      <w:hyperlink r:id="rId17" w:history="1">
-        <w:r>
-          <w:rPr>
-            <w:rStyle w:val="Hyperlink"/>
-          </w:rPr>
-          <w:t>https://www.myheritage.com.br/site-family-tree-791785541/tree</w:t>
-        </w:r>
-      </w:hyperlink>
-    </w:p>
-    <w:p>
-      <w:pPr>
-        <w:rPr>
-          <w:b/>
-          <w:bCs/>
-        </w:rPr>
-      </w:pPr>
-      <w:r>
-        <w:t>--//--</w:t>
-      </w:r>
-      <w:r>
-        <w:br/>
-      </w:r>
-      <w:r>
-        <w:rPr>
-          <w:b/>
-          <w:bCs/>
-        </w:rPr>
-        <w:t>Fotos de alguns filhos:</w:t>
-      </w:r>
-      <w:r>
-        <w:rPr>
-          <w:b/>
-          <w:bCs/>
-        </w:rPr>
-        <w:t xml:space="preserve"> </w:t>
-      </w:r>
-      <w:r>
-        <w:rPr>
-          <w:b/>
-          <w:bCs/>
-        </w:rPr>
-        <w:br/>
-      </w:r>
-      <w:hyperlink r:id="rId18" w:history="1">
         <w:r>
           <w:rPr>
             <w:rStyle w:val="Hyperlink"/>
@@ -535,7 +327,6 @@
         </w:r>
       </w:hyperlink>
     </w:p>
-    <w:p/>
     <w:p>
       <w:pPr>
         <w:rPr>
@@ -559,7 +350,7 @@
       </w:r>
     </w:p>
     <w:p>
-      <w:hyperlink r:id="rId19" w:history="1">
+      <w:hyperlink r:id="rId11" w:history="1">
         <w:r>
           <w:rPr>
             <w:rStyle w:val="Hyperlink"/>
@@ -597,7 +388,7 @@
       <w:r>
         <w:br/>
       </w:r>
-      <w:hyperlink r:id="rId20" w:history="1">
+      <w:hyperlink r:id="rId12" w:history="1">
         <w:r>
           <w:rPr>
             <w:rStyle w:val="Hyperlink"/>
@@ -608,8 +399,13 @@
       <w:r>
         <w:br/>
       </w:r>
-    </w:p>
-    <w:p>
+      <w:r>
+        <w:rPr>
+          <w:b/>
+          <w:bCs/>
+        </w:rPr>
+        <w:br/>
+      </w:r>
       <w:proofErr w:type="spellStart"/>
       <w:r>
         <w:rPr>
@@ -667,7 +463,7 @@
       <w:r>
         <w:br/>
       </w:r>
-      <w:hyperlink r:id="rId21" w:history="1">
+      <w:hyperlink r:id="rId13" w:history="1">
         <w:r>
           <w:rPr>
             <w:rStyle w:val="Hyperlink"/>
@@ -676,7 +472,6 @@
         </w:r>
       </w:hyperlink>
     </w:p>
-    <w:p/>
     <w:p>
       <w:r>
         <w:t>--//--</w:t>
@@ -686,59 +481,141 @@
       <w:pPr>
         <w:spacing w:after="23" w:line="259" w:lineRule="auto"/>
         <w:ind w:left="-5"/>
-      </w:pPr>
-      <w:r>
         <w:rPr>
           <w:b/>
           <w:color w:val="000000"/>
           <w:u w:color="000000"/>
         </w:rPr>
-        <w:t>Algumas Fotos doador:</w:t>
-      </w:r>
-      <w:r>
-        <w:rPr>
+      </w:pPr>
+      <w:r>
+        <w:rPr>
+          <w:b/>
           <w:color w:val="000000"/>
           <w:u w:color="000000"/>
         </w:rPr>
-        <w:t xml:space="preserve">  </w:t>
+        <w:t xml:space="preserve">Algumas Fotos </w:t>
+      </w:r>
+      <w:r>
+        <w:rPr>
+          <w:b/>
+          <w:color w:val="000000"/>
+          <w:u w:color="000000"/>
+        </w:rPr>
+        <w:t xml:space="preserve">do </w:t>
+      </w:r>
+      <w:proofErr w:type="spellStart"/>
+      <w:r>
+        <w:rPr>
+          <w:b/>
+          <w:color w:val="000000"/>
+          <w:u w:color="000000"/>
+        </w:rPr>
+        <w:t>Jocax</w:t>
+      </w:r>
+      <w:proofErr w:type="spellEnd"/>
+      <w:r>
+        <w:rPr>
+          <w:b/>
+          <w:color w:val="000000"/>
+          <w:u w:color="000000"/>
+        </w:rPr>
+        <w:t>:</w:t>
       </w:r>
     </w:p>
     <w:p>
       <w:pPr>
-        <w:ind w:left="-5" w:right="1231"/>
+        <w:spacing w:after="23" w:line="259" w:lineRule="auto"/>
+        <w:ind w:left="-5"/>
+        <w:rPr>
+          <w:b/>
+          <w:color w:val="000000"/>
+          <w:u w:color="000000"/>
+        </w:rPr>
       </w:pPr>
-      <w:hyperlink r:id="rId22">
+      <w:hyperlink r:id="rId14" w:history="1">
         <w:r>
+          <w:rPr>
+            <w:rStyle w:val="Hyperlink"/>
+            <w:b/>
+          </w:rPr>
           <w:t>https://jocaxx.github.io/IC/Fotos_Doador/fotos_any.html</w:t>
         </w:r>
       </w:hyperlink>
+    </w:p>
+    <w:p/>
+    <w:p>
+      <w:r>
+        <w:t>--//--</w:t>
+      </w:r>
+    </w:p>
+    <w:p>
+      <w:r>
+        <w:rPr>
+          <w:b/>
+          <w:bCs/>
+          <w:sz w:val="28"/>
+        </w:rPr>
+        <w:t xml:space="preserve">Dados do </w:t>
+      </w:r>
+      <w:proofErr w:type="spellStart"/>
+      <w:r>
+        <w:rPr>
+          <w:b/>
+          <w:bCs/>
+          <w:sz w:val="28"/>
+        </w:rPr>
+        <w:t>Jocax</w:t>
+      </w:r>
+      <w:proofErr w:type="spellEnd"/>
+      <w:r>
+        <w:t>:</w:t>
+      </w:r>
       <w:r>
         <w:br/>
-        <w:t>ou</w:t>
-      </w:r>
-      <w:r>
-        <w:br/>
-      </w:r>
-      <w:hyperlink r:id="rId23" w:history="1">
+      </w:r>
+      <w:hyperlink r:id="rId15" w:history="1">
         <w:r>
           <w:rPr>
             <w:rStyle w:val="Hyperlink"/>
           </w:rPr>
-          <w:t>https://1drv.ms/f/c/F3FA24F9B615547C/IgAfLGYyC4gnR7KXAi2eIyoRAYULeL6c37VV490eKqC9is0?e=6G0Xsk</w:t>
+          <w:t>https://jocaxx.github.io/DUniverse/Html/Jocax.htm</w:t>
         </w:r>
       </w:hyperlink>
-      <w:r>
+    </w:p>
+    <w:p>
+      <w:r>
+        <w:t>---//---</w:t>
+      </w:r>
+    </w:p>
+    <w:p>
+      <w:r>
+        <w:rPr>
+          <w:b/>
+          <w:bCs/>
+          <w:sz w:val="28"/>
+          <w:szCs w:val="28"/>
+        </w:rPr>
+        <w:t xml:space="preserve">Micro-Auto-Biografia: </w:t>
+      </w:r>
+      <w:r>
+        <w:rPr>
+          <w:b/>
+          <w:bCs/>
+          <w:sz w:val="28"/>
+          <w:szCs w:val="28"/>
+        </w:rPr>
         <w:br/>
       </w:r>
-      <w:hyperlink r:id="rId24" w:history="1">
+      <w:hyperlink r:id="rId16" w:history="1">
         <w:r>
           <w:rPr>
             <w:rStyle w:val="Hyperlink"/>
           </w:rPr>
-          <w:t>FOTOS_JOCAX</w:t>
+          <w:t>https://jocaxx.github.io/genismo/Jocax0.htm</w:t>
         </w:r>
       </w:hyperlink>
     </w:p>
+    <w:p/>
     <w:p>
       <w:r>
         <w:t xml:space="preserve">Instagram: </w:t>
@@ -749,7 +626,7 @@
       <w:r>
         <w:br/>
       </w:r>
-      <w:hyperlink r:id="rId25" w:history="1">
+      <w:hyperlink r:id="rId17" w:history="1">
         <w:r>
           <w:rPr>
             <w:rStyle w:val="Hyperlink"/>
